--- a/EXPORTS/DOCX/published/niveau2/Dutch/SabaStEustatiusStMaarten.docx
+++ b/EXPORTS/DOCX/published/niveau2/Dutch/SabaStEustatiusStMaarten.docx
@@ -1917,8 +1917,16 @@
           <w:i w:val="0"/>
           <w:color w:val="0000FF"/>
           <w:sz w:val="24"/>
-        </w:rPr>
-        <w:t>in</w:t>
+          <w:u w:val="single"/>
+        </w:rPr>
+        <w:hyperlink r:id="rId17" w:history="1">
+          <w:r>
+            <w:rPr>
+              <w:rStyle w:val="Hyperlink"/>
+            </w:rPr>
+            <w:t>in</w:t>
+          </w:r>
+        </w:hyperlink>
       </w:r>
       <w:r>
         <w:rPr>
@@ -1992,9 +2000,19 @@
             <w:rPr>
               <w:rStyle w:val="Hyperlink"/>
             </w:rPr>
-            <w:t>1815-1950</w:t>
+            <w:t>1815-19</w:t>
           </w:r>
         </w:hyperlink>
+      </w:r>
+      <w:r>
+        <w:rPr>
+          <w:rFonts w:ascii="Charis SIL Regular" w:hAnsi="Charis SIL Regular" w:eastAsia="Charis SIL Regular"/>
+          <w:b w:val="0"/>
+          <w:i w:val="0"/>
+          <w:color w:val="0000FF"/>
+          <w:sz w:val="24"/>
+        </w:rPr>
+        <w:t>50</w:t>
       </w:r>
       <w:r>
         <w:rPr>
@@ -3252,7 +3270,6 @@
       </w:r>
       <w:r>
         <w:rPr>
-          <w:u w:val="single" w:color="0000ff"/>
           <w:rFonts w:ascii="Charis SIL Regular" w:hAnsi="Charis SIL Regular" w:eastAsia="Charis SIL Regular"/>
           <w:b w:val="0"/>
           <w:i w:val="0"/>
@@ -3910,7 +3927,470 @@
           <w:sz w:val="24"/>
           <w:u w:val="single"/>
         </w:rPr>
-        <w:hyperlink r:id="rId23" w:history="1">
+        <w:t>Inv</w:t>
+      </w:r>
+      <w:r>
+        <w:rPr>
+          <w:rFonts w:ascii="Charis SIL Regular" w:hAnsi="Charis SIL Regular" w:eastAsia="Charis SIL Regular"/>
+          <w:b w:val="0"/>
+          <w:i w:val="0"/>
+          <w:color w:val="0000FF"/>
+          <w:sz w:val="24"/>
+          <w:u w:val="single"/>
+        </w:rPr>
+        <w:hyperlink r:id="rId22" w:history="1">
+          <w:r>
+            <w:rPr>
+              <w:rStyle w:val="Hyperlink"/>
+            </w:rPr>
+            <w:t>entaris</w:t>
+          </w:r>
+        </w:hyperlink>
+      </w:r>
+      <w:r>
+        <w:rPr>
+          <w:rFonts w:ascii="Charis SIL Regular" w:hAnsi="Charis SIL Regular" w:eastAsia="Charis SIL Regular"/>
+          <w:b w:val="0"/>
+          <w:i w:val="0"/>
+          <w:color w:val="0000FF"/>
+          <w:sz w:val="24"/>
+          <w:u w:val="single"/>
+        </w:rPr>
+        <w:t xml:space="preserve"> </w:t>
+      </w:r>
+      <w:r>
+        <w:rPr>
+          <w:rFonts w:ascii="Charis SIL Regular" w:hAnsi="Charis SIL Regular" w:eastAsia="Charis SIL Regular"/>
+          <w:b w:val="0"/>
+          <w:i w:val="0"/>
+          <w:color w:val="0000FF"/>
+          <w:sz w:val="24"/>
+          <w:u w:val="single"/>
+        </w:rPr>
+        <w:hyperlink r:id="rId22" w:history="1">
+          <w:r>
+            <w:rPr>
+              <w:rStyle w:val="Hyperlink"/>
+            </w:rPr>
+            <w:t>va</w:t>
+          </w:r>
+        </w:hyperlink>
+      </w:r>
+      <w:r>
+        <w:rPr>
+          <w:rFonts w:ascii="Charis SIL Regular" w:hAnsi="Charis SIL Regular" w:eastAsia="Charis SIL Regular"/>
+          <w:b w:val="0"/>
+          <w:i w:val="0"/>
+          <w:color w:val="0000FF"/>
+          <w:sz w:val="24"/>
+          <w:u w:val="single"/>
+        </w:rPr>
+        <w:hyperlink r:id="rId22" w:history="1">
+          <w:r>
+            <w:rPr>
+              <w:rStyle w:val="Hyperlink"/>
+            </w:rPr>
+            <w:t>n</w:t>
+          </w:r>
+        </w:hyperlink>
+      </w:r>
+      <w:r>
+        <w:rPr>
+          <w:rFonts w:ascii="Charis SIL Regular" w:hAnsi="Charis SIL Regular" w:eastAsia="Charis SIL Regular"/>
+          <w:b w:val="0"/>
+          <w:i w:val="0"/>
+          <w:color w:val="0000FF"/>
+          <w:sz w:val="24"/>
+          <w:u w:val="single"/>
+        </w:rPr>
+        <w:t xml:space="preserve"> </w:t>
+      </w:r>
+      <w:r>
+        <w:rPr>
+          <w:rFonts w:ascii="Charis SIL Regular" w:hAnsi="Charis SIL Regular" w:eastAsia="Charis SIL Regular"/>
+          <w:b w:val="0"/>
+          <w:i w:val="0"/>
+          <w:color w:val="0000FF"/>
+          <w:sz w:val="24"/>
+          <w:u w:val="single"/>
+        </w:rPr>
+        <w:hyperlink r:id="rId22" w:history="1">
+          <w:r>
+            <w:rPr>
+              <w:rStyle w:val="Hyperlink"/>
+            </w:rPr>
+            <w:t>de</w:t>
+          </w:r>
+        </w:hyperlink>
+      </w:r>
+      <w:r>
+        <w:rPr>
+          <w:rFonts w:ascii="Charis SIL Regular" w:hAnsi="Charis SIL Regular" w:eastAsia="Charis SIL Regular"/>
+          <w:b w:val="0"/>
+          <w:i w:val="0"/>
+          <w:color w:val="0000FF"/>
+          <w:sz w:val="24"/>
+          <w:u w:val="single"/>
+        </w:rPr>
+        <w:t xml:space="preserve"> </w:t>
+      </w:r>
+      <w:r>
+        <w:rPr>
+          <w:rFonts w:ascii="Charis SIL Regular" w:hAnsi="Charis SIL Regular" w:eastAsia="Charis SIL Regular"/>
+          <w:b w:val="0"/>
+          <w:i w:val="0"/>
+          <w:color w:val="0000FF"/>
+          <w:sz w:val="24"/>
+          <w:u w:val="single"/>
+        </w:rPr>
+        <w:hyperlink r:id="rId22" w:history="1">
+          <w:r>
+            <w:rPr>
+              <w:rStyle w:val="Hyperlink"/>
+            </w:rPr>
+            <w:t>ar</w:t>
+          </w:r>
+        </w:hyperlink>
+      </w:r>
+      <w:r>
+        <w:rPr>
+          <w:rFonts w:ascii="Charis SIL Regular" w:hAnsi="Charis SIL Regular" w:eastAsia="Charis SIL Regular"/>
+          <w:b w:val="0"/>
+          <w:i w:val="0"/>
+          <w:color w:val="0000FF"/>
+          <w:sz w:val="24"/>
+          <w:u w:val="single"/>
+        </w:rPr>
+        <w:hyperlink r:id="rId22" w:history="1">
+          <w:r>
+            <w:rPr>
+              <w:rStyle w:val="Hyperlink"/>
+            </w:rPr>
+            <w:t>c</w:t>
+          </w:r>
+        </w:hyperlink>
+      </w:r>
+      <w:r>
+        <w:rPr>
+          <w:rFonts w:ascii="Charis SIL Regular" w:hAnsi="Charis SIL Regular" w:eastAsia="Charis SIL Regular"/>
+          <w:b w:val="0"/>
+          <w:i w:val="0"/>
+          <w:color w:val="0000FF"/>
+          <w:sz w:val="24"/>
+          <w:u w:val="single"/>
+        </w:rPr>
+        <w:hyperlink r:id="rId22" w:history="1">
+          <w:r>
+            <w:rPr>
+              <w:rStyle w:val="Hyperlink"/>
+            </w:rPr>
+            <w:t>hieven</w:t>
+          </w:r>
+        </w:hyperlink>
+      </w:r>
+      <w:r>
+        <w:rPr>
+          <w:rFonts w:ascii="Charis SIL Regular" w:hAnsi="Charis SIL Regular" w:eastAsia="Charis SIL Regular"/>
+          <w:b w:val="0"/>
+          <w:i w:val="0"/>
+          <w:color w:val="0000FF"/>
+          <w:sz w:val="24"/>
+          <w:u w:val="single"/>
+        </w:rPr>
+        <w:t xml:space="preserve"> </w:t>
+      </w:r>
+      <w:r>
+        <w:rPr>
+          <w:rFonts w:ascii="Charis SIL Regular" w:hAnsi="Charis SIL Regular" w:eastAsia="Charis SIL Regular"/>
+          <w:b w:val="0"/>
+          <w:i w:val="0"/>
+          <w:color w:val="0000FF"/>
+          <w:sz w:val="24"/>
+          <w:u w:val="single"/>
+        </w:rPr>
+        <w:hyperlink r:id="rId22" w:history="1">
+          <w:r>
+            <w:rPr>
+              <w:rStyle w:val="Hyperlink"/>
+            </w:rPr>
+            <w:t>va</w:t>
+          </w:r>
+        </w:hyperlink>
+      </w:r>
+      <w:r>
+        <w:rPr>
+          <w:rFonts w:ascii="Charis SIL Regular" w:hAnsi="Charis SIL Regular" w:eastAsia="Charis SIL Regular"/>
+          <w:b w:val="0"/>
+          <w:i w:val="0"/>
+          <w:color w:val="0000FF"/>
+          <w:sz w:val="24"/>
+          <w:u w:val="single"/>
+        </w:rPr>
+        <w:hyperlink r:id="rId22" w:history="1">
+          <w:r>
+            <w:rPr>
+              <w:rStyle w:val="Hyperlink"/>
+            </w:rPr>
+            <w:t>n</w:t>
+          </w:r>
+        </w:hyperlink>
+      </w:r>
+      <w:r>
+        <w:rPr>
+          <w:rFonts w:ascii="Charis SIL Regular" w:hAnsi="Charis SIL Regular" w:eastAsia="Charis SIL Regular"/>
+          <w:b w:val="0"/>
+          <w:i w:val="0"/>
+          <w:color w:val="0000FF"/>
+          <w:sz w:val="24"/>
+          <w:u w:val="single"/>
+        </w:rPr>
+        <w:t xml:space="preserve"> </w:t>
+      </w:r>
+      <w:r>
+        <w:rPr>
+          <w:rFonts w:ascii="Charis SIL Regular" w:hAnsi="Charis SIL Regular" w:eastAsia="Charis SIL Regular"/>
+          <w:b w:val="0"/>
+          <w:i w:val="0"/>
+          <w:color w:val="0000FF"/>
+          <w:sz w:val="24"/>
+          <w:u w:val="single"/>
+        </w:rPr>
+        <w:hyperlink r:id="rId22" w:history="1">
+          <w:r>
+            <w:rPr>
+              <w:rStyle w:val="Hyperlink"/>
+            </w:rPr>
+            <w:t>St.</w:t>
+          </w:r>
+        </w:hyperlink>
+      </w:r>
+      <w:r>
+        <w:rPr>
+          <w:rFonts w:ascii="Charis SIL Regular" w:hAnsi="Charis SIL Regular" w:eastAsia="Charis SIL Regular"/>
+          <w:b w:val="0"/>
+          <w:i w:val="0"/>
+          <w:color w:val="0000FF"/>
+          <w:sz w:val="24"/>
+          <w:u w:val="single"/>
+        </w:rPr>
+        <w:t xml:space="preserve"> </w:t>
+      </w:r>
+      <w:r>
+        <w:rPr>
+          <w:rFonts w:ascii="Charis SIL Regular" w:hAnsi="Charis SIL Regular" w:eastAsia="Charis SIL Regular"/>
+          <w:b w:val="0"/>
+          <w:i w:val="0"/>
+          <w:color w:val="0000FF"/>
+          <w:sz w:val="24"/>
+          <w:u w:val="single"/>
+        </w:rPr>
+        <w:hyperlink r:id="rId22" w:history="1">
+          <w:r>
+            <w:rPr>
+              <w:rStyle w:val="Hyperlink"/>
+            </w:rPr>
+            <w:t>M</w:t>
+          </w:r>
+        </w:hyperlink>
+      </w:r>
+      <w:r>
+        <w:rPr>
+          <w:rFonts w:ascii="Charis SIL Regular" w:hAnsi="Charis SIL Regular" w:eastAsia="Charis SIL Regular"/>
+          <w:b w:val="0"/>
+          <w:i w:val="0"/>
+          <w:color w:val="0000FF"/>
+          <w:sz w:val="24"/>
+          <w:u w:val="single"/>
+        </w:rPr>
+        <w:hyperlink r:id="rId22" w:history="1">
+          <w:r>
+            <w:rPr>
+              <w:rStyle w:val="Hyperlink"/>
+            </w:rPr>
+            <w:t>a</w:t>
+          </w:r>
+        </w:hyperlink>
+      </w:r>
+      <w:r>
+        <w:rPr>
+          <w:rFonts w:ascii="Charis SIL Regular" w:hAnsi="Charis SIL Regular" w:eastAsia="Charis SIL Regular"/>
+          <w:b w:val="0"/>
+          <w:i w:val="0"/>
+          <w:color w:val="0000FF"/>
+          <w:sz w:val="24"/>
+          <w:u w:val="single"/>
+        </w:rPr>
+        <w:hyperlink r:id="rId22" w:history="1">
+          <w:r>
+            <w:rPr>
+              <w:rStyle w:val="Hyperlink"/>
+            </w:rPr>
+            <w:t>arten,</w:t>
+          </w:r>
+        </w:hyperlink>
+      </w:r>
+      <w:r>
+        <w:rPr>
+          <w:rFonts w:ascii="Charis SIL Regular" w:hAnsi="Charis SIL Regular" w:eastAsia="Charis SIL Regular"/>
+          <w:b w:val="0"/>
+          <w:i w:val="0"/>
+          <w:color w:val="0000FF"/>
+          <w:sz w:val="24"/>
+          <w:u w:val="single"/>
+        </w:rPr>
+        <w:t xml:space="preserve"> </w:t>
+      </w:r>
+      <w:r>
+        <w:rPr>
+          <w:rFonts w:ascii="Charis SIL Regular" w:hAnsi="Charis SIL Regular" w:eastAsia="Charis SIL Regular"/>
+          <w:b w:val="0"/>
+          <w:i w:val="0"/>
+          <w:color w:val="0000FF"/>
+          <w:sz w:val="24"/>
+          <w:u w:val="single"/>
+        </w:rPr>
+        <w:hyperlink r:id="rId22" w:history="1">
+          <w:r>
+            <w:rPr>
+              <w:rStyle w:val="Hyperlink"/>
+            </w:rPr>
+            <w:t>(18</w:t>
+          </w:r>
+        </w:hyperlink>
+      </w:r>
+      <w:r>
+        <w:rPr>
+          <w:rFonts w:ascii="Charis SIL Regular" w:hAnsi="Charis SIL Regular" w:eastAsia="Charis SIL Regular"/>
+          <w:b w:val="0"/>
+          <w:i w:val="0"/>
+          <w:color w:val="0000FF"/>
+          <w:sz w:val="24"/>
+          <w:u w:val="single"/>
+        </w:rPr>
+        <w:hyperlink r:id="rId22" w:history="1">
+          <w:r>
+            <w:rPr>
+              <w:rStyle w:val="Hyperlink"/>
+            </w:rPr>
+            <w:t>06)</w:t>
+          </w:r>
+        </w:hyperlink>
+      </w:r>
+      <w:r>
+        <w:rPr>
+          <w:rFonts w:ascii="Charis SIL Regular" w:hAnsi="Charis SIL Regular" w:eastAsia="Charis SIL Regular"/>
+          <w:b w:val="0"/>
+          <w:i w:val="0"/>
+          <w:color w:val="0000FF"/>
+          <w:sz w:val="24"/>
+          <w:u w:val="single"/>
+        </w:rPr>
+        <w:t xml:space="preserve"> </w:t>
+      </w:r>
+      <w:r>
+        <w:rPr>
+          <w:rFonts w:ascii="Charis SIL Regular" w:hAnsi="Charis SIL Regular" w:eastAsia="Charis SIL Regular"/>
+          <w:b w:val="0"/>
+          <w:i w:val="0"/>
+          <w:color w:val="0000FF"/>
+          <w:sz w:val="24"/>
+          <w:u w:val="single"/>
+        </w:rPr>
+        <w:hyperlink r:id="rId22" w:history="1">
+          <w:r>
+            <w:rPr>
+              <w:rStyle w:val="Hyperlink"/>
+            </w:rPr>
+            <w:t>1828-18</w:t>
+          </w:r>
+        </w:hyperlink>
+      </w:r>
+      <w:r>
+        <w:rPr>
+          <w:rFonts w:ascii="Charis SIL Regular" w:hAnsi="Charis SIL Regular" w:eastAsia="Charis SIL Regular"/>
+          <w:b w:val="0"/>
+          <w:i w:val="0"/>
+          <w:color w:val="0000FF"/>
+          <w:sz w:val="24"/>
+          <w:u w:val="single"/>
+        </w:rPr>
+        <w:hyperlink r:id="rId22" w:history="1">
+          <w:r>
+            <w:rPr>
+              <w:rStyle w:val="Hyperlink"/>
+            </w:rPr>
+            <w:t>45</w:t>
+          </w:r>
+        </w:hyperlink>
+      </w:r>
+      <w:r>
+        <w:rPr>
+          <w:rFonts w:ascii="Charis SIL Regular" w:hAnsi="Charis SIL Regular" w:eastAsia="Charis SIL Regular"/>
+          <w:b w:val="0"/>
+          <w:i w:val="0"/>
+          <w:color w:val="0000FF"/>
+          <w:sz w:val="24"/>
+          <w:u w:val="single"/>
+        </w:rPr>
+        <w:t xml:space="preserve"> </w:t>
+      </w:r>
+      <w:r>
+        <w:rPr>
+          <w:rFonts w:ascii="Charis SIL Regular" w:hAnsi="Charis SIL Regular" w:eastAsia="Charis SIL Regular"/>
+          <w:b w:val="0"/>
+          <w:i w:val="0"/>
+          <w:color w:val="0000FF"/>
+          <w:sz w:val="24"/>
+          <w:u w:val="single"/>
+        </w:rPr>
+        <w:hyperlink r:id="rId22" w:history="1">
+          <w:r>
+            <w:rPr>
+              <w:rStyle w:val="Hyperlink"/>
+            </w:rPr>
+            <w:t>(1902</w:t>
+          </w:r>
+        </w:hyperlink>
+      </w:r>
+      <w:r>
+        <w:rPr>
+          <w:rFonts w:ascii="Charis SIL Regular" w:hAnsi="Charis SIL Regular" w:eastAsia="Charis SIL Regular"/>
+          <w:b w:val="0"/>
+          <w:i w:val="0"/>
+          <w:color w:val="0000FF"/>
+          <w:sz w:val="24"/>
+          <w:u w:val="single"/>
+        </w:rPr>
+        <w:hyperlink r:id="rId22" w:history="1">
+          <w:r>
+            <w:rPr>
+              <w:rStyle w:val="Hyperlink"/>
+            </w:rPr>
+            <w:t>)</w:t>
+          </w:r>
+        </w:hyperlink>
+      </w:r>
+      <w:r>
+        <w:rPr>
+          <w:u w:val="single" w:color="0000ff"/>
+          <w:rFonts w:ascii="Charis SIL Regular" w:hAnsi="Charis SIL Regular" w:eastAsia="Charis SIL Regular"/>
+          <w:b w:val="0"/>
+          <w:i w:val="0"/>
+          <w:color w:val="000000"/>
+          <w:sz w:val="24"/>
+        </w:rPr>
+        <w:t xml:space="preserve"> en de </w:t>
+      </w:r>
+      <w:r>
+        <w:rPr>
+          <w:rFonts w:ascii="Charis SIL Regular" w:hAnsi="Charis SIL Regular" w:eastAsia="Charis SIL Regular"/>
+          <w:b w:val="0"/>
+          <w:i w:val="0"/>
+          <w:color w:val="0000FF"/>
+          <w:sz w:val="24"/>
+          <w:u w:val="single"/>
+        </w:rPr>
+        <w:hyperlink r:id="rId22" w:history="1">
           <w:r>
             <w:rPr>
               <w:rStyle w:val="Hyperlink"/>
@@ -3962,38 +4442,9 @@
             <w:rPr>
               <w:rStyle w:val="Hyperlink"/>
             </w:rPr>
-            <w:t>va</w:t>
+            <w:t xml:space="preserve">van </w:t>
           </w:r>
         </w:hyperlink>
-      </w:r>
-      <w:r>
-        <w:rPr>
-          <w:rFonts w:ascii="Charis SIL Regular" w:hAnsi="Charis SIL Regular" w:eastAsia="Charis SIL Regular"/>
-          <w:b w:val="0"/>
-          <w:i w:val="0"/>
-          <w:color w:val="0000FF"/>
-          <w:sz w:val="24"/>
-          <w:u w:val="single"/>
-        </w:rPr>
-        <w:hyperlink r:id="rId23" w:history="1">
-          <w:r>
-            <w:rPr>
-              <w:rStyle w:val="Hyperlink"/>
-            </w:rPr>
-            <w:t>n</w:t>
-          </w:r>
-        </w:hyperlink>
-      </w:r>
-      <w:r>
-        <w:rPr>
-          <w:rFonts w:ascii="Charis SIL Regular" w:hAnsi="Charis SIL Regular" w:eastAsia="Charis SIL Regular"/>
-          <w:b w:val="0"/>
-          <w:i w:val="0"/>
-          <w:color w:val="0000FF"/>
-          <w:sz w:val="24"/>
-          <w:u w:val="single"/>
-        </w:rPr>
-        <w:t xml:space="preserve"> </w:t>
       </w:r>
       <w:r>
         <w:rPr>
@@ -4033,12 +4484,59 @@
           <w:sz w:val="24"/>
           <w:u w:val="single"/>
         </w:rPr>
+        <w:hyperlink r:id="rId24" w:history="1">
+          <w:r>
+            <w:rPr>
+              <w:rStyle w:val="Hyperlink"/>
+            </w:rPr>
+            <w:t>archiev</w:t>
+          </w:r>
+        </w:hyperlink>
+      </w:r>
+      <w:r>
+        <w:rPr>
+          <w:rFonts w:ascii="Charis SIL Regular" w:hAnsi="Charis SIL Regular" w:eastAsia="Charis SIL Regular"/>
+          <w:b w:val="0"/>
+          <w:i w:val="0"/>
+          <w:color w:val="0000FF"/>
+          <w:sz w:val="24"/>
+          <w:u w:val="single"/>
+        </w:rPr>
+        <w:hyperlink r:id="rId24" w:history="1">
+          <w:r>
+            <w:rPr>
+              <w:rStyle w:val="Hyperlink"/>
+            </w:rPr>
+            <w:t>en</w:t>
+          </w:r>
+        </w:hyperlink>
+      </w:r>
+      <w:r>
+        <w:rPr>
+          <w:rFonts w:ascii="Charis SIL Regular" w:hAnsi="Charis SIL Regular" w:eastAsia="Charis SIL Regular"/>
+          <w:b w:val="0"/>
+          <w:i w:val="0"/>
+          <w:color w:val="0000FF"/>
+          <w:sz w:val="24"/>
+          <w:u w:val="single"/>
+        </w:rPr>
+        <w:t xml:space="preserve"> </w:t>
+      </w:r>
+      <w:r>
+        <w:rPr>
+          <w:rFonts w:ascii="Charis SIL Regular" w:hAnsi="Charis SIL Regular" w:eastAsia="Charis SIL Regular"/>
+          <w:b w:val="0"/>
+          <w:i w:val="0"/>
+          <w:color w:val="0000FF"/>
+          <w:sz w:val="24"/>
+          <w:u w:val="single"/>
+        </w:rPr>
         <w:hyperlink r:id="rId23" w:history="1">
           <w:r>
             <w:rPr>
               <w:rStyle w:val="Hyperlink"/>
             </w:rPr>
-            <w:t>ar</w:t>
+            <w:t>v</w:t>
           </w:r>
         </w:hyperlink>
       </w:r>
@@ -4056,7 +4554,65 @@
             <w:rPr>
               <w:rStyle w:val="Hyperlink"/>
             </w:rPr>
-            <w:t>c</w:t>
+            <w:t>an</w:t>
+          </w:r>
+        </w:hyperlink>
+      </w:r>
+      <w:r>
+        <w:rPr>
+          <w:rFonts w:ascii="Charis SIL Regular" w:hAnsi="Charis SIL Regular" w:eastAsia="Charis SIL Regular"/>
+          <w:b w:val="0"/>
+          <w:i w:val="0"/>
+          <w:color w:val="0000FF"/>
+          <w:sz w:val="24"/>
+          <w:u w:val="single"/>
+        </w:rPr>
+        <w:t xml:space="preserve"> </w:t>
+      </w:r>
+      <w:r>
+        <w:rPr>
+          <w:rFonts w:ascii="Charis SIL Regular" w:hAnsi="Charis SIL Regular" w:eastAsia="Charis SIL Regular"/>
+          <w:b w:val="0"/>
+          <w:i w:val="0"/>
+          <w:color w:val="0000FF"/>
+          <w:sz w:val="24"/>
+          <w:u w:val="single"/>
+        </w:rPr>
+        <w:hyperlink r:id="rId24" w:history="1">
+          <w:r>
+            <w:rPr>
+              <w:rStyle w:val="Hyperlink"/>
+            </w:rPr>
+            <w:t>St.</w:t>
+          </w:r>
+        </w:hyperlink>
+      </w:r>
+      <w:r>
+        <w:rPr>
+          <w:rFonts w:ascii="Charis SIL Regular" w:hAnsi="Charis SIL Regular" w:eastAsia="Charis SIL Regular"/>
+          <w:b w:val="0"/>
+          <w:i w:val="0"/>
+          <w:color w:val="0000FF"/>
+          <w:sz w:val="24"/>
+          <w:u w:val="single"/>
+        </w:rPr>
+        <w:t xml:space="preserve"> </w:t>
+      </w:r>
+      <w:r>
+        <w:rPr>
+          <w:rFonts w:ascii="Charis SIL Regular" w:hAnsi="Charis SIL Regular" w:eastAsia="Charis SIL Regular"/>
+          <w:b w:val="0"/>
+          <w:i w:val="0"/>
+          <w:color w:val="0000FF"/>
+          <w:sz w:val="24"/>
+          <w:u w:val="single"/>
+        </w:rPr>
+        <w:hyperlink r:id="rId24" w:history="1">
+          <w:r>
+            <w:rPr>
+              <w:rStyle w:val="Hyperlink"/>
+            </w:rPr>
+            <w:t>Eustati</w:t>
           </w:r>
         </w:hyperlink>
       </w:r>
@@ -4074,7 +4630,7 @@
             <w:rPr>
               <w:rStyle w:val="Hyperlink"/>
             </w:rPr>
-            <w:t>hieven</w:t>
+            <w:t>us</w:t>
           </w:r>
         </w:hyperlink>
       </w:r>
@@ -4098,12 +4654,12 @@
           <w:sz w:val="24"/>
           <w:u w:val="single"/>
         </w:rPr>
-        <w:hyperlink r:id="rId23" w:history="1">
+        <w:hyperlink r:id="rId24" w:history="1">
           <w:r>
             <w:rPr>
               <w:rStyle w:val="Hyperlink"/>
             </w:rPr>
-            <w:t>va</w:t>
+            <w:t>e</w:t>
           </w:r>
         </w:hyperlink>
       </w:r>
@@ -4116,7 +4672,7 @@
           <w:sz w:val="24"/>
           <w:u w:val="single"/>
         </w:rPr>
-        <w:hyperlink r:id="rId23" w:history="1">
+        <w:hyperlink r:id="rId24" w:history="1">
           <w:r>
             <w:rPr>
               <w:rStyle w:val="Hyperlink"/>
@@ -4150,36 +4706,7 @@
             <w:rPr>
               <w:rStyle w:val="Hyperlink"/>
             </w:rPr>
-            <w:t>St.</w:t>
-          </w:r>
-        </w:hyperlink>
-      </w:r>
-      <w:r>
-        <w:rPr>
-          <w:rFonts w:ascii="Charis SIL Regular" w:hAnsi="Charis SIL Regular" w:eastAsia="Charis SIL Regular"/>
-          <w:b w:val="0"/>
-          <w:i w:val="0"/>
-          <w:color w:val="0000FF"/>
-          <w:sz w:val="24"/>
-          <w:u w:val="single"/>
-        </w:rPr>
-        <w:t xml:space="preserve"> </w:t>
-      </w:r>
-      <w:r>
-        <w:rPr>
-          <w:rFonts w:ascii="Charis SIL Regular" w:hAnsi="Charis SIL Regular" w:eastAsia="Charis SIL Regular"/>
-          <w:b w:val="0"/>
-          <w:i w:val="0"/>
-          <w:color w:val="0000FF"/>
-          <w:sz w:val="24"/>
-          <w:u w:val="single"/>
-        </w:rPr>
-        <w:hyperlink r:id="rId23" w:history="1">
-          <w:r>
-            <w:rPr>
-              <w:rStyle w:val="Hyperlink"/>
-            </w:rPr>
-            <w:t>M</w:t>
+            <w:t>S</w:t>
           </w:r>
         </w:hyperlink>
       </w:r>
@@ -4215,522 +4742,6 @@
             <w:rPr>
               <w:rStyle w:val="Hyperlink"/>
             </w:rPr>
-            <w:t>arten,</w:t>
-          </w:r>
-        </w:hyperlink>
-      </w:r>
-      <w:r>
-        <w:rPr>
-          <w:rFonts w:ascii="Charis SIL Regular" w:hAnsi="Charis SIL Regular" w:eastAsia="Charis SIL Regular"/>
-          <w:b w:val="0"/>
-          <w:i w:val="0"/>
-          <w:color w:val="0000FF"/>
-          <w:sz w:val="24"/>
-          <w:u w:val="single"/>
-        </w:rPr>
-        <w:t xml:space="preserve"> </w:t>
-      </w:r>
-      <w:r>
-        <w:rPr>
-          <w:rFonts w:ascii="Charis SIL Regular" w:hAnsi="Charis SIL Regular" w:eastAsia="Charis SIL Regular"/>
-          <w:b w:val="0"/>
-          <w:i w:val="0"/>
-          <w:color w:val="0000FF"/>
-          <w:sz w:val="24"/>
-          <w:u w:val="single"/>
-        </w:rPr>
-        <w:hyperlink r:id="rId23" w:history="1">
-          <w:r>
-            <w:rPr>
-              <w:rStyle w:val="Hyperlink"/>
-            </w:rPr>
-            <w:t>(18</w:t>
-          </w:r>
-        </w:hyperlink>
-      </w:r>
-      <w:r>
-        <w:rPr>
-          <w:rFonts w:ascii="Charis SIL Regular" w:hAnsi="Charis SIL Regular" w:eastAsia="Charis SIL Regular"/>
-          <w:b w:val="0"/>
-          <w:i w:val="0"/>
-          <w:color w:val="0000FF"/>
-          <w:sz w:val="24"/>
-          <w:u w:val="single"/>
-        </w:rPr>
-        <w:hyperlink r:id="rId23" w:history="1">
-          <w:r>
-            <w:rPr>
-              <w:rStyle w:val="Hyperlink"/>
-            </w:rPr>
-            <w:t>06)</w:t>
-          </w:r>
-        </w:hyperlink>
-      </w:r>
-      <w:r>
-        <w:rPr>
-          <w:rFonts w:ascii="Charis SIL Regular" w:hAnsi="Charis SIL Regular" w:eastAsia="Charis SIL Regular"/>
-          <w:b w:val="0"/>
-          <w:i w:val="0"/>
-          <w:color w:val="0000FF"/>
-          <w:sz w:val="24"/>
-          <w:u w:val="single"/>
-        </w:rPr>
-        <w:t xml:space="preserve"> </w:t>
-      </w:r>
-      <w:r>
-        <w:rPr>
-          <w:rFonts w:ascii="Charis SIL Regular" w:hAnsi="Charis SIL Regular" w:eastAsia="Charis SIL Regular"/>
-          <w:b w:val="0"/>
-          <w:i w:val="0"/>
-          <w:color w:val="0000FF"/>
-          <w:sz w:val="24"/>
-          <w:u w:val="single"/>
-        </w:rPr>
-        <w:hyperlink r:id="rId23" w:history="1">
-          <w:r>
-            <w:rPr>
-              <w:rStyle w:val="Hyperlink"/>
-            </w:rPr>
-            <w:t>1828-18</w:t>
-          </w:r>
-        </w:hyperlink>
-      </w:r>
-      <w:r>
-        <w:rPr>
-          <w:rFonts w:ascii="Charis SIL Regular" w:hAnsi="Charis SIL Regular" w:eastAsia="Charis SIL Regular"/>
-          <w:b w:val="0"/>
-          <w:i w:val="0"/>
-          <w:color w:val="0000FF"/>
-          <w:sz w:val="24"/>
-          <w:u w:val="single"/>
-        </w:rPr>
-        <w:hyperlink r:id="rId23" w:history="1">
-          <w:r>
-            <w:rPr>
-              <w:rStyle w:val="Hyperlink"/>
-            </w:rPr>
-            <w:t>45</w:t>
-          </w:r>
-        </w:hyperlink>
-      </w:r>
-      <w:r>
-        <w:rPr>
-          <w:rFonts w:ascii="Charis SIL Regular" w:hAnsi="Charis SIL Regular" w:eastAsia="Charis SIL Regular"/>
-          <w:b w:val="0"/>
-          <w:i w:val="0"/>
-          <w:color w:val="0000FF"/>
-          <w:sz w:val="24"/>
-          <w:u w:val="single"/>
-        </w:rPr>
-        <w:t xml:space="preserve"> </w:t>
-      </w:r>
-      <w:r>
-        <w:rPr>
-          <w:rFonts w:ascii="Charis SIL Regular" w:hAnsi="Charis SIL Regular" w:eastAsia="Charis SIL Regular"/>
-          <w:b w:val="0"/>
-          <w:i w:val="0"/>
-          <w:color w:val="0000FF"/>
-          <w:sz w:val="24"/>
-          <w:u w:val="single"/>
-        </w:rPr>
-        <w:hyperlink r:id="rId22" w:history="1">
-          <w:r>
-            <w:rPr>
-              <w:rStyle w:val="Hyperlink"/>
-            </w:rPr>
-            <w:t>(1902</w:t>
-          </w:r>
-        </w:hyperlink>
-      </w:r>
-      <w:r>
-        <w:rPr>
-          <w:rFonts w:ascii="Charis SIL Regular" w:hAnsi="Charis SIL Regular" w:eastAsia="Charis SIL Regular"/>
-          <w:b w:val="0"/>
-          <w:i w:val="0"/>
-          <w:color w:val="0000FF"/>
-          <w:sz w:val="24"/>
-          <w:u w:val="single"/>
-        </w:rPr>
-        <w:hyperlink r:id="rId22" w:history="1">
-          <w:r>
-            <w:rPr>
-              <w:rStyle w:val="Hyperlink"/>
-            </w:rPr>
-            <w:t>)</w:t>
-          </w:r>
-        </w:hyperlink>
-      </w:r>
-      <w:r>
-        <w:rPr>
-          <w:rFonts w:ascii="Charis SIL Regular" w:hAnsi="Charis SIL Regular" w:eastAsia="Charis SIL Regular"/>
-          <w:b w:val="0"/>
-          <w:i w:val="0"/>
-          <w:color w:val="000000"/>
-          <w:sz w:val="24"/>
-        </w:rPr>
-        <w:t xml:space="preserve"> en de </w:t>
-      </w:r>
-      <w:r>
-        <w:rPr>
-          <w:rFonts w:ascii="Charis SIL Regular" w:hAnsi="Charis SIL Regular" w:eastAsia="Charis SIL Regular"/>
-          <w:b w:val="0"/>
-          <w:i w:val="0"/>
-          <w:color w:val="0000FF"/>
-          <w:sz w:val="24"/>
-          <w:u w:val="single"/>
-        </w:rPr>
-        <w:hyperlink r:id="rId22" w:history="1">
-          <w:r>
-            <w:rPr>
-              <w:rStyle w:val="Hyperlink"/>
-            </w:rPr>
-            <w:t>Inv</w:t>
-          </w:r>
-        </w:hyperlink>
-      </w:r>
-      <w:r>
-        <w:rPr>
-          <w:rFonts w:ascii="Charis SIL Regular" w:hAnsi="Charis SIL Regular" w:eastAsia="Charis SIL Regular"/>
-          <w:b w:val="0"/>
-          <w:i w:val="0"/>
-          <w:color w:val="0000FF"/>
-          <w:sz w:val="24"/>
-          <w:u w:val="single"/>
-        </w:rPr>
-        <w:hyperlink r:id="rId24" w:history="1">
-          <w:r>
-            <w:rPr>
-              <w:rStyle w:val="Hyperlink"/>
-            </w:rPr>
-            <w:t>entaris</w:t>
-          </w:r>
-        </w:hyperlink>
-      </w:r>
-      <w:r>
-        <w:rPr>
-          <w:rFonts w:ascii="Charis SIL Regular" w:hAnsi="Charis SIL Regular" w:eastAsia="Charis SIL Regular"/>
-          <w:b w:val="0"/>
-          <w:i w:val="0"/>
-          <w:color w:val="0000FF"/>
-          <w:sz w:val="24"/>
-          <w:u w:val="single"/>
-        </w:rPr>
-        <w:t xml:space="preserve"> </w:t>
-      </w:r>
-      <w:r>
-        <w:rPr>
-          <w:rFonts w:ascii="Charis SIL Regular" w:hAnsi="Charis SIL Regular" w:eastAsia="Charis SIL Regular"/>
-          <w:b w:val="0"/>
-          <w:i w:val="0"/>
-          <w:color w:val="0000FF"/>
-          <w:sz w:val="24"/>
-          <w:u w:val="single"/>
-        </w:rPr>
-        <w:hyperlink r:id="rId24" w:history="1">
-          <w:r>
-            <w:rPr>
-              <w:rStyle w:val="Hyperlink"/>
-            </w:rPr>
-            <w:t xml:space="preserve">van </w:t>
-          </w:r>
-        </w:hyperlink>
-      </w:r>
-      <w:r>
-        <w:rPr>
-          <w:rFonts w:ascii="Charis SIL Regular" w:hAnsi="Charis SIL Regular" w:eastAsia="Charis SIL Regular"/>
-          <w:b w:val="0"/>
-          <w:i w:val="0"/>
-          <w:color w:val="0000FF"/>
-          <w:sz w:val="24"/>
-          <w:u w:val="single"/>
-        </w:rPr>
-        <w:hyperlink r:id="rId23" w:history="1">
-          <w:r>
-            <w:rPr>
-              <w:rStyle w:val="Hyperlink"/>
-            </w:rPr>
-            <w:t>de</w:t>
-          </w:r>
-        </w:hyperlink>
-      </w:r>
-      <w:r>
-        <w:rPr>
-          <w:rFonts w:ascii="Charis SIL Regular" w:hAnsi="Charis SIL Regular" w:eastAsia="Charis SIL Regular"/>
-          <w:b w:val="0"/>
-          <w:i w:val="0"/>
-          <w:color w:val="0000FF"/>
-          <w:sz w:val="24"/>
-          <w:u w:val="single"/>
-        </w:rPr>
-        <w:t xml:space="preserve"> </w:t>
-      </w:r>
-      <w:r>
-        <w:rPr>
-          <w:rFonts w:ascii="Charis SIL Regular" w:hAnsi="Charis SIL Regular" w:eastAsia="Charis SIL Regular"/>
-          <w:b w:val="0"/>
-          <w:i w:val="0"/>
-          <w:color w:val="0000FF"/>
-          <w:sz w:val="24"/>
-          <w:u w:val="single"/>
-        </w:rPr>
-        <w:hyperlink r:id="rId23" w:history="1">
-          <w:r>
-            <w:rPr>
-              <w:rStyle w:val="Hyperlink"/>
-            </w:rPr>
-            <w:t>archiev</w:t>
-          </w:r>
-        </w:hyperlink>
-      </w:r>
-      <w:r>
-        <w:rPr>
-          <w:rFonts w:ascii="Charis SIL Regular" w:hAnsi="Charis SIL Regular" w:eastAsia="Charis SIL Regular"/>
-          <w:b w:val="0"/>
-          <w:i w:val="0"/>
-          <w:color w:val="0000FF"/>
-          <w:sz w:val="24"/>
-          <w:u w:val="single"/>
-        </w:rPr>
-        <w:hyperlink r:id="rId23" w:history="1">
-          <w:r>
-            <w:rPr>
-              <w:rStyle w:val="Hyperlink"/>
-            </w:rPr>
-            <w:t>en</w:t>
-          </w:r>
-        </w:hyperlink>
-      </w:r>
-      <w:r>
-        <w:rPr>
-          <w:rFonts w:ascii="Charis SIL Regular" w:hAnsi="Charis SIL Regular" w:eastAsia="Charis SIL Regular"/>
-          <w:b w:val="0"/>
-          <w:i w:val="0"/>
-          <w:color w:val="0000FF"/>
-          <w:sz w:val="24"/>
-          <w:u w:val="single"/>
-        </w:rPr>
-        <w:t xml:space="preserve"> </w:t>
-      </w:r>
-      <w:r>
-        <w:rPr>
-          <w:rFonts w:ascii="Charis SIL Regular" w:hAnsi="Charis SIL Regular" w:eastAsia="Charis SIL Regular"/>
-          <w:b w:val="0"/>
-          <w:i w:val="0"/>
-          <w:color w:val="0000FF"/>
-          <w:sz w:val="24"/>
-          <w:u w:val="single"/>
-        </w:rPr>
-        <w:hyperlink r:id="rId23" w:history="1">
-          <w:r>
-            <w:rPr>
-              <w:rStyle w:val="Hyperlink"/>
-            </w:rPr>
-            <w:t>v</w:t>
-          </w:r>
-        </w:hyperlink>
-      </w:r>
-      <w:r>
-        <w:rPr>
-          <w:rFonts w:ascii="Charis SIL Regular" w:hAnsi="Charis SIL Regular" w:eastAsia="Charis SIL Regular"/>
-          <w:b w:val="0"/>
-          <w:i w:val="0"/>
-          <w:color w:val="0000FF"/>
-          <w:sz w:val="24"/>
-          <w:u w:val="single"/>
-        </w:rPr>
-        <w:hyperlink r:id="rId23" w:history="1">
-          <w:r>
-            <w:rPr>
-              <w:rStyle w:val="Hyperlink"/>
-            </w:rPr>
-            <w:t>an</w:t>
-          </w:r>
-        </w:hyperlink>
-      </w:r>
-      <w:r>
-        <w:rPr>
-          <w:rFonts w:ascii="Charis SIL Regular" w:hAnsi="Charis SIL Regular" w:eastAsia="Charis SIL Regular"/>
-          <w:b w:val="0"/>
-          <w:i w:val="0"/>
-          <w:color w:val="0000FF"/>
-          <w:sz w:val="24"/>
-          <w:u w:val="single"/>
-        </w:rPr>
-        <w:t xml:space="preserve"> </w:t>
-      </w:r>
-      <w:r>
-        <w:rPr>
-          <w:rFonts w:ascii="Charis SIL Regular" w:hAnsi="Charis SIL Regular" w:eastAsia="Charis SIL Regular"/>
-          <w:b w:val="0"/>
-          <w:i w:val="0"/>
-          <w:color w:val="0000FF"/>
-          <w:sz w:val="24"/>
-          <w:u w:val="single"/>
-        </w:rPr>
-        <w:hyperlink r:id="rId23" w:history="1">
-          <w:r>
-            <w:rPr>
-              <w:rStyle w:val="Hyperlink"/>
-            </w:rPr>
-            <w:t>St.</w:t>
-          </w:r>
-        </w:hyperlink>
-      </w:r>
-      <w:r>
-        <w:rPr>
-          <w:rFonts w:ascii="Charis SIL Regular" w:hAnsi="Charis SIL Regular" w:eastAsia="Charis SIL Regular"/>
-          <w:b w:val="0"/>
-          <w:i w:val="0"/>
-          <w:color w:val="0000FF"/>
-          <w:sz w:val="24"/>
-          <w:u w:val="single"/>
-        </w:rPr>
-        <w:t xml:space="preserve"> </w:t>
-      </w:r>
-      <w:r>
-        <w:rPr>
-          <w:rFonts w:ascii="Charis SIL Regular" w:hAnsi="Charis SIL Regular" w:eastAsia="Charis SIL Regular"/>
-          <w:b w:val="0"/>
-          <w:i w:val="0"/>
-          <w:color w:val="0000FF"/>
-          <w:sz w:val="24"/>
-          <w:u w:val="single"/>
-        </w:rPr>
-        <w:hyperlink r:id="rId23" w:history="1">
-          <w:r>
-            <w:rPr>
-              <w:rStyle w:val="Hyperlink"/>
-            </w:rPr>
-            <w:t>Eustati</w:t>
-          </w:r>
-        </w:hyperlink>
-      </w:r>
-      <w:r>
-        <w:rPr>
-          <w:rFonts w:ascii="Charis SIL Regular" w:hAnsi="Charis SIL Regular" w:eastAsia="Charis SIL Regular"/>
-          <w:b w:val="0"/>
-          <w:i w:val="0"/>
-          <w:color w:val="0000FF"/>
-          <w:sz w:val="24"/>
-          <w:u w:val="single"/>
-        </w:rPr>
-        <w:hyperlink r:id="rId23" w:history="1">
-          <w:r>
-            <w:rPr>
-              <w:rStyle w:val="Hyperlink"/>
-            </w:rPr>
-            <w:t>us</w:t>
-          </w:r>
-        </w:hyperlink>
-      </w:r>
-      <w:r>
-        <w:rPr>
-          <w:rFonts w:ascii="Charis SIL Regular" w:hAnsi="Charis SIL Regular" w:eastAsia="Charis SIL Regular"/>
-          <w:b w:val="0"/>
-          <w:i w:val="0"/>
-          <w:color w:val="0000FF"/>
-          <w:sz w:val="24"/>
-          <w:u w:val="single"/>
-        </w:rPr>
-        <w:t xml:space="preserve"> </w:t>
-      </w:r>
-      <w:r>
-        <w:rPr>
-          <w:rFonts w:ascii="Charis SIL Regular" w:hAnsi="Charis SIL Regular" w:eastAsia="Charis SIL Regular"/>
-          <w:b w:val="0"/>
-          <w:i w:val="0"/>
-          <w:color w:val="0000FF"/>
-          <w:sz w:val="24"/>
-          <w:u w:val="single"/>
-        </w:rPr>
-        <w:hyperlink r:id="rId23" w:history="1">
-          <w:r>
-            <w:rPr>
-              <w:rStyle w:val="Hyperlink"/>
-            </w:rPr>
-            <w:t>e</w:t>
-          </w:r>
-        </w:hyperlink>
-      </w:r>
-      <w:r>
-        <w:rPr>
-          <w:rFonts w:ascii="Charis SIL Regular" w:hAnsi="Charis SIL Regular" w:eastAsia="Charis SIL Regular"/>
-          <w:b w:val="0"/>
-          <w:i w:val="0"/>
-          <w:color w:val="0000FF"/>
-          <w:sz w:val="24"/>
-          <w:u w:val="single"/>
-        </w:rPr>
-        <w:hyperlink r:id="rId23" w:history="1">
-          <w:r>
-            <w:rPr>
-              <w:rStyle w:val="Hyperlink"/>
-            </w:rPr>
-            <w:t>n</w:t>
-          </w:r>
-        </w:hyperlink>
-      </w:r>
-      <w:r>
-        <w:rPr>
-          <w:rFonts w:ascii="Charis SIL Regular" w:hAnsi="Charis SIL Regular" w:eastAsia="Charis SIL Regular"/>
-          <w:b w:val="0"/>
-          <w:i w:val="0"/>
-          <w:color w:val="0000FF"/>
-          <w:sz w:val="24"/>
-          <w:u w:val="single"/>
-        </w:rPr>
-        <w:t xml:space="preserve"> </w:t>
-      </w:r>
-      <w:r>
-        <w:rPr>
-          <w:rFonts w:ascii="Charis SIL Regular" w:hAnsi="Charis SIL Regular" w:eastAsia="Charis SIL Regular"/>
-          <w:b w:val="0"/>
-          <w:i w:val="0"/>
-          <w:color w:val="0000FF"/>
-          <w:sz w:val="24"/>
-          <w:u w:val="single"/>
-        </w:rPr>
-        <w:hyperlink r:id="rId23" w:history="1">
-          <w:r>
-            <w:rPr>
-              <w:rStyle w:val="Hyperlink"/>
-            </w:rPr>
-            <w:t>S</w:t>
-          </w:r>
-        </w:hyperlink>
-      </w:r>
-      <w:r>
-        <w:rPr>
-          <w:rFonts w:ascii="Charis SIL Regular" w:hAnsi="Charis SIL Regular" w:eastAsia="Charis SIL Regular"/>
-          <w:b w:val="0"/>
-          <w:i w:val="0"/>
-          <w:color w:val="0000FF"/>
-          <w:sz w:val="24"/>
-          <w:u w:val="single"/>
-        </w:rPr>
-        <w:hyperlink r:id="rId23" w:history="1">
-          <w:r>
-            <w:rPr>
-              <w:rStyle w:val="Hyperlink"/>
-            </w:rPr>
-            <w:t>a</w:t>
-          </w:r>
-        </w:hyperlink>
-      </w:r>
-      <w:r>
-        <w:rPr>
-          <w:rFonts w:ascii="Charis SIL Regular" w:hAnsi="Charis SIL Regular" w:eastAsia="Charis SIL Regular"/>
-          <w:b w:val="0"/>
-          <w:i w:val="0"/>
-          <w:color w:val="0000FF"/>
-          <w:sz w:val="24"/>
-          <w:u w:val="single"/>
-        </w:rPr>
-        <w:hyperlink r:id="rId23" w:history="1">
-          <w:r>
-            <w:rPr>
-              <w:rStyle w:val="Hyperlink"/>
-            </w:rPr>
             <w:t>ba,</w:t>
           </w:r>
         </w:hyperlink>
@@ -4809,7 +4820,7 @@
           <w:color w:val="000000"/>
           <w:sz w:val="24"/>
         </w:rPr>
-        <w:hyperlink r:id="rId23" w:history="1">
+        <w:hyperlink r:id="rId24" w:history="1">
           <w:r>
             <w:rPr>
               <w:rStyle w:val="Hyperlink"/>
@@ -4820,6 +4831,7 @@
       </w:r>
       <w:r>
         <w:rPr>
+          <w:u w:val="single" w:color="0000ff"/>
           <w:rFonts w:ascii="Charis SIL Regular" w:hAnsi="Charis SIL Regular" w:eastAsia="Charis SIL Regular"/>
           <w:b w:val="0"/>
           <w:i w:val="0"/>
@@ -4837,7 +4849,7 @@
           <w:color w:val="000000"/>
           <w:sz w:val="24"/>
         </w:rPr>
-        <w:hyperlink r:id="rId23" w:history="1">
+        <w:hyperlink r:id="rId24" w:history="1">
           <w:r>
             <w:rPr>
               <w:rStyle w:val="Hyperlink"/>
@@ -4855,7 +4867,7 @@
           <w:color w:val="000000"/>
           <w:sz w:val="24"/>
         </w:rPr>
-        <w:hyperlink r:id="rId23" w:history="1">
+        <w:hyperlink r:id="rId24" w:history="1">
           <w:r>
             <w:rPr>
               <w:rStyle w:val="Hyperlink"/>
@@ -4883,7 +4895,7 @@
           <w:color w:val="000000"/>
           <w:sz w:val="24"/>
         </w:rPr>
-        <w:hyperlink r:id="rId24" w:history="1">
+        <w:hyperlink r:id="rId23" w:history="1">
           <w:r>
             <w:rPr>
               <w:rStyle w:val="Hyperlink"/>
@@ -4901,7 +4913,7 @@
           <w:color w:val="000000"/>
           <w:sz w:val="24"/>
         </w:rPr>
-        <w:hyperlink r:id="rId24" w:history="1">
+        <w:hyperlink r:id="rId23" w:history="1">
           <w:r>
             <w:rPr>
               <w:rStyle w:val="Hyperlink"/>
@@ -4912,6 +4924,16 @@
       </w:r>
       <w:r>
         <w:rPr>
+          <w:rFonts w:ascii="Charis SIL Regular" w:hAnsi="Charis SIL Regular" w:eastAsia="Charis SIL Regular"/>
+          <w:b w:val="0"/>
+          <w:i w:val="0"/>
+          <w:color w:val="000000"/>
+          <w:sz w:val="24"/>
+        </w:rPr>
+        <w:t>anden onder de zogeheten Gou</w:t>
+      </w:r>
+      <w:r>
+        <w:rPr>
           <w:u w:val="single" w:color="0000ff"/>
           <w:rFonts w:ascii="Charis SIL Regular" w:hAnsi="Charis SIL Regular" w:eastAsia="Charis SIL Regular"/>
           <w:b w:val="0"/>
@@ -4919,144 +4941,7 @@
           <w:color w:val="000000"/>
           <w:sz w:val="24"/>
         </w:rPr>
-        <w:hyperlink r:id="rId24" w:history="1">
-          <w:r>
-            <w:rPr>
-              <w:rStyle w:val="Hyperlink"/>
-            </w:rPr>
-            <w:t>a</w:t>
-          </w:r>
-        </w:hyperlink>
-      </w:r>
-      <w:r>
-        <w:rPr>
-          <w:u w:val="single" w:color="0000ff"/>
-          <w:rFonts w:ascii="Charis SIL Regular" w:hAnsi="Charis SIL Regular" w:eastAsia="Charis SIL Regular"/>
-          <w:b w:val="0"/>
-          <w:i w:val="0"/>
-          <w:color w:val="000000"/>
-          <w:sz w:val="24"/>
-        </w:rPr>
-        <w:hyperlink r:id="rId24" w:history="1">
-          <w:r>
-            <w:rPr>
-              <w:rStyle w:val="Hyperlink"/>
-            </w:rPr>
-            <w:t>nden ond</w:t>
-          </w:r>
-        </w:hyperlink>
-      </w:r>
-      <w:r>
-        <w:rPr>
-          <w:u w:val="single" w:color="0000ff"/>
-          <w:rFonts w:ascii="Charis SIL Regular" w:hAnsi="Charis SIL Regular" w:eastAsia="Charis SIL Regular"/>
-          <w:b w:val="0"/>
-          <w:i w:val="0"/>
-          <w:color w:val="000000"/>
-          <w:sz w:val="24"/>
-        </w:rPr>
-        <w:hyperlink r:id="rId24" w:history="1">
-          <w:r>
-            <w:rPr>
-              <w:rStyle w:val="Hyperlink"/>
-            </w:rPr>
-            <w:t>er d</w:t>
-          </w:r>
-        </w:hyperlink>
-      </w:r>
-      <w:r>
-        <w:rPr>
-          <w:u w:val="single" w:color="0000ff"/>
-          <w:rFonts w:ascii="Charis SIL Regular" w:hAnsi="Charis SIL Regular" w:eastAsia="Charis SIL Regular"/>
-          <w:b w:val="0"/>
-          <w:i w:val="0"/>
-          <w:color w:val="000000"/>
-          <w:sz w:val="24"/>
-        </w:rPr>
-        <w:hyperlink r:id="rId24" w:history="1">
-          <w:r>
-            <w:rPr>
-              <w:rStyle w:val="Hyperlink"/>
-            </w:rPr>
-            <w:t>e</w:t>
-          </w:r>
-        </w:hyperlink>
-      </w:r>
-      <w:r>
-        <w:rPr>
-          <w:u w:val="single" w:color="0000ff"/>
-          <w:rFonts w:ascii="Charis SIL Regular" w:hAnsi="Charis SIL Regular" w:eastAsia="Charis SIL Regular"/>
-          <w:b w:val="0"/>
-          <w:i w:val="0"/>
-          <w:color w:val="000000"/>
-          <w:sz w:val="24"/>
-        </w:rPr>
-        <w:hyperlink r:id="rId24" w:history="1">
-          <w:r>
-            <w:rPr>
-              <w:rStyle w:val="Hyperlink"/>
-            </w:rPr>
-            <w:t xml:space="preserve"> zo</w:t>
-          </w:r>
-        </w:hyperlink>
-      </w:r>
-      <w:r>
-        <w:rPr>
-          <w:u w:val="single" w:color="0000ff"/>
-          <w:rFonts w:ascii="Charis SIL Regular" w:hAnsi="Charis SIL Regular" w:eastAsia="Charis SIL Regular"/>
-          <w:b w:val="0"/>
-          <w:i w:val="0"/>
-          <w:color w:val="000000"/>
-          <w:sz w:val="24"/>
-        </w:rPr>
-        <w:hyperlink r:id="rId24" w:history="1">
-          <w:r>
-            <w:rPr>
-              <w:rStyle w:val="Hyperlink"/>
-            </w:rPr>
-            <w:t xml:space="preserve">geheten </w:t>
-          </w:r>
-        </w:hyperlink>
-      </w:r>
-      <w:r>
-        <w:rPr>
-          <w:u w:val="single" w:color="0000ff"/>
-          <w:rFonts w:ascii="Charis SIL Regular" w:hAnsi="Charis SIL Regular" w:eastAsia="Charis SIL Regular"/>
-          <w:b w:val="0"/>
-          <w:i w:val="0"/>
-          <w:color w:val="000000"/>
-          <w:sz w:val="24"/>
-        </w:rPr>
-        <w:t>G</w:t>
-      </w:r>
-      <w:r>
-        <w:rPr>
-          <w:u w:val="single" w:color="0000ff"/>
-          <w:rFonts w:ascii="Charis SIL Regular" w:hAnsi="Charis SIL Regular" w:eastAsia="Charis SIL Regular"/>
-          <w:b w:val="0"/>
-          <w:i w:val="0"/>
-          <w:color w:val="000000"/>
-          <w:sz w:val="24"/>
-        </w:rPr>
-        <w:hyperlink r:id="rId24" w:history="1">
-          <w:r>
-            <w:rPr>
-              <w:rStyle w:val="Hyperlink"/>
-            </w:rPr>
-            <w:t>ou</w:t>
-          </w:r>
-        </w:hyperlink>
-      </w:r>
-      <w:r>
-        <w:rPr>
-          <w:u w:val="single" w:color="0000ff"/>
-          <w:rFonts w:ascii="Charis SIL Regular" w:hAnsi="Charis SIL Regular" w:eastAsia="Charis SIL Regular"/>
-          <w:b w:val="0"/>
-          <w:i w:val="0"/>
-          <w:color w:val="000000"/>
-          <w:sz w:val="24"/>
-        </w:rPr>
-        <w:hyperlink r:id="rId24" w:history="1">
+        <w:hyperlink r:id="rId23" w:history="1">
           <w:r>
             <w:rPr>
               <w:rStyle w:val="Hyperlink"/>
@@ -5074,7 +4959,7 @@
           <w:color w:val="000000"/>
           <w:sz w:val="24"/>
         </w:rPr>
-        <w:hyperlink r:id="rId24" w:history="1">
+        <w:hyperlink r:id="rId23" w:history="1">
           <w:r>
             <w:rPr>
               <w:rStyle w:val="Hyperlink"/>
@@ -5092,7 +4977,7 @@
           <w:color w:val="000000"/>
           <w:sz w:val="24"/>
         </w:rPr>
-        <w:hyperlink r:id="rId24" w:history="1">
+        <w:hyperlink r:id="rId23" w:history="1">
           <w:r>
             <w:rPr>
               <w:rStyle w:val="Hyperlink"/>

--- a/EXPORTS/DOCX/published/niveau2/Dutch/SabaStEustatiusStMaarten.docx
+++ b/EXPORTS/DOCX/published/niveau2/Dutch/SabaStEustatiusStMaarten.docx
@@ -1739,7 +1739,7 @@
             <w:rPr>
               <w:rStyle w:val="Hyperlink"/>
             </w:rPr>
-            <w:t>Onderofficier</w:t>
+            <w:t>Onderofficie</w:t>
           </w:r>
         </w:hyperlink>
       </w:r>
@@ -1752,7 +1752,7 @@
           <w:sz w:val="24"/>
           <w:u w:val="single"/>
         </w:rPr>
-        <w:t>en</w:t>
+        <w:t>re</w:t>
       </w:r>
       <w:r>
         <w:rPr>
@@ -1761,9 +1761,8 @@
           <w:i w:val="0"/>
           <w:color w:val="0000FF"/>
           <w:sz w:val="24"/>
-          <w:u w:val="single"/>
-        </w:rPr>
-        <w:t xml:space="preserve"> </w:t>
+        </w:rPr>
+        <w:t xml:space="preserve">n </w:t>
       </w:r>
       <w:r>
         <w:rPr>
@@ -2000,19 +1999,9 @@
             <w:rPr>
               <w:rStyle w:val="Hyperlink"/>
             </w:rPr>
-            <w:t>1815-19</w:t>
+            <w:t>1815-1950</w:t>
           </w:r>
         </w:hyperlink>
-      </w:r>
-      <w:r>
-        <w:rPr>
-          <w:rFonts w:ascii="Charis SIL Regular" w:hAnsi="Charis SIL Regular" w:eastAsia="Charis SIL Regular"/>
-          <w:b w:val="0"/>
-          <w:i w:val="0"/>
-          <w:color w:val="0000FF"/>
-          <w:sz w:val="24"/>
-        </w:rPr>
-        <w:t>50</w:t>
       </w:r>
       <w:r>
         <w:rPr>
@@ -3176,107 +3165,7 @@
           <w:color w:val="000000"/>
           <w:sz w:val="24"/>
         </w:rPr>
-        <w:t>informatie met b</w:t>
-      </w:r>
-      <w:r>
-        <w:rPr>
-          <w:u w:val="single" w:color="0000ff"/>
-          <w:rFonts w:ascii="Charis SIL Regular" w:hAnsi="Charis SIL Regular" w:eastAsia="Charis SIL Regular"/>
-          <w:b w:val="0"/>
-          <w:i w:val="0"/>
-          <w:color w:val="000000"/>
-          <w:sz w:val="24"/>
-        </w:rPr>
-        <w:hyperlink r:id="rId19" w:history="1">
-          <w:r>
-            <w:rPr>
-              <w:rStyle w:val="Hyperlink"/>
-            </w:rPr>
-            <w:t>etrekki</w:t>
-          </w:r>
-        </w:hyperlink>
-      </w:r>
-      <w:r>
-        <w:rPr>
-          <w:u w:val="single" w:color="0000ff"/>
-          <w:rFonts w:ascii="Charis SIL Regular" w:hAnsi="Charis SIL Regular" w:eastAsia="Charis SIL Regular"/>
-          <w:b w:val="0"/>
-          <w:i w:val="0"/>
-          <w:color w:val="000000"/>
-          <w:sz w:val="24"/>
-        </w:rPr>
-        <w:hyperlink r:id="rId19" w:history="1">
-          <w:r>
-            <w:rPr>
-              <w:rStyle w:val="Hyperlink"/>
-            </w:rPr>
-            <w:t>n</w:t>
-          </w:r>
-        </w:hyperlink>
-      </w:r>
-      <w:r>
-        <w:rPr>
-          <w:u w:val="single" w:color="0000ff"/>
-          <w:rFonts w:ascii="Charis SIL Regular" w:hAnsi="Charis SIL Regular" w:eastAsia="Charis SIL Regular"/>
-          <w:b w:val="0"/>
-          <w:i w:val="0"/>
-          <w:color w:val="000000"/>
-          <w:sz w:val="24"/>
-        </w:rPr>
-        <w:hyperlink r:id="rId19" w:history="1">
-          <w:r>
-            <w:rPr>
-              <w:rStyle w:val="Hyperlink"/>
-            </w:rPr>
-            <w:t xml:space="preserve">g tot </w:t>
-          </w:r>
-        </w:hyperlink>
-      </w:r>
-      <w:r>
-        <w:rPr>
-          <w:u w:val="single" w:color="0000ff"/>
-          <w:rFonts w:ascii="Charis SIL Regular" w:hAnsi="Charis SIL Regular" w:eastAsia="Charis SIL Regular"/>
-          <w:b w:val="0"/>
-          <w:i w:val="0"/>
-          <w:color w:val="000000"/>
-          <w:sz w:val="24"/>
-        </w:rPr>
-        <w:hyperlink r:id="rId19" w:history="1">
-          <w:r>
-            <w:rPr>
-              <w:rStyle w:val="Hyperlink"/>
-            </w:rPr>
-            <w:t>h</w:t>
-          </w:r>
-        </w:hyperlink>
-      </w:r>
-      <w:r>
-        <w:rPr>
-          <w:u w:val="single" w:color="0000ff"/>
-          <w:rFonts w:ascii="Charis SIL Regular" w:hAnsi="Charis SIL Regular" w:eastAsia="Charis SIL Regular"/>
-          <w:b w:val="0"/>
-          <w:i w:val="0"/>
-          <w:color w:val="000000"/>
-          <w:sz w:val="24"/>
-        </w:rPr>
-        <w:hyperlink r:id="rId19" w:history="1">
-          <w:r>
-            <w:rPr>
-              <w:rStyle w:val="Hyperlink"/>
-            </w:rPr>
-            <w:t xml:space="preserve">un </w:t>
-          </w:r>
-        </w:hyperlink>
-      </w:r>
-      <w:r>
-        <w:rPr>
-          <w:rFonts w:ascii="Charis SIL Regular" w:hAnsi="Charis SIL Regular" w:eastAsia="Charis SIL Regular"/>
-          <w:b w:val="0"/>
-          <w:i w:val="0"/>
-          <w:color w:val="000000"/>
-          <w:sz w:val="24"/>
-        </w:rPr>
-        <w:t>C</w:t>
+        <w:t>informatie met betrekking tot hun C</w:t>
       </w:r>
       <w:r>
         <w:rPr>
@@ -3927,7 +3816,14 @@
           <w:sz w:val="24"/>
           <w:u w:val="single"/>
         </w:rPr>
-        <w:t>Inv</w:t>
+        <w:hyperlink r:id="rId23" w:history="1">
+          <w:r>
+            <w:rPr>
+              <w:rStyle w:val="Hyperlink"/>
+            </w:rPr>
+            <w:t>Inv</w:t>
+          </w:r>
+        </w:hyperlink>
       </w:r>
       <w:r>
         <w:rPr>
@@ -4372,7 +4268,6 @@
       </w:r>
       <w:r>
         <w:rPr>
-          <w:u w:val="single" w:color="0000ff"/>
           <w:rFonts w:ascii="Charis SIL Regular" w:hAnsi="Charis SIL Regular" w:eastAsia="Charis SIL Regular"/>
           <w:b w:val="0"/>
           <w:i w:val="0"/>
@@ -4408,7 +4303,7 @@
           <w:sz w:val="24"/>
           <w:u w:val="single"/>
         </w:rPr>
-        <w:hyperlink r:id="rId23" w:history="1">
+        <w:hyperlink r:id="rId24" w:history="1">
           <w:r>
             <w:rPr>
               <w:rStyle w:val="Hyperlink"/>
@@ -4437,7 +4332,7 @@
           <w:sz w:val="24"/>
           <w:u w:val="single"/>
         </w:rPr>
-        <w:hyperlink r:id="rId23" w:history="1">
+        <w:hyperlink r:id="rId24" w:history="1">
           <w:r>
             <w:rPr>
               <w:rStyle w:val="Hyperlink"/>
@@ -4455,7 +4350,7 @@
           <w:sz w:val="24"/>
           <w:u w:val="single"/>
         </w:rPr>
-        <w:hyperlink r:id="rId23" w:history="1">
+        <w:hyperlink r:id="rId24" w:history="1">
           <w:r>
             <w:rPr>
               <w:rStyle w:val="Hyperlink"/>
@@ -4531,7 +4426,7 @@
           <w:sz w:val="24"/>
           <w:u w:val="single"/>
         </w:rPr>
-        <w:hyperlink r:id="rId23" w:history="1">
+        <w:hyperlink r:id="rId24" w:history="1">
           <w:r>
             <w:rPr>
               <w:rStyle w:val="Hyperlink"/>
@@ -4549,7 +4444,7 @@
           <w:sz w:val="24"/>
           <w:u w:val="single"/>
         </w:rPr>
-        <w:hyperlink r:id="rId23" w:history="1">
+        <w:hyperlink r:id="rId24" w:history="1">
           <w:r>
             <w:rPr>
               <w:rStyle w:val="Hyperlink"/>
@@ -4625,7 +4520,7 @@
           <w:sz w:val="24"/>
           <w:u w:val="single"/>
         </w:rPr>
-        <w:hyperlink r:id="rId23" w:history="1">
+        <w:hyperlink r:id="rId24" w:history="1">
           <w:r>
             <w:rPr>
               <w:rStyle w:val="Hyperlink"/>
@@ -4701,7 +4596,7 @@
           <w:sz w:val="24"/>
           <w:u w:val="single"/>
         </w:rPr>
-        <w:hyperlink r:id="rId23" w:history="1">
+        <w:hyperlink r:id="rId24" w:history="1">
           <w:r>
             <w:rPr>
               <w:rStyle w:val="Hyperlink"/>
@@ -4719,7 +4614,7 @@
           <w:sz w:val="24"/>
           <w:u w:val="single"/>
         </w:rPr>
-        <w:hyperlink r:id="rId23" w:history="1">
+        <w:hyperlink r:id="rId24" w:history="1">
           <w:r>
             <w:rPr>
               <w:rStyle w:val="Hyperlink"/>
@@ -4737,7 +4632,7 @@
           <w:sz w:val="24"/>
           <w:u w:val="single"/>
         </w:rPr>
-        <w:hyperlink r:id="rId23" w:history="1">
+        <w:hyperlink r:id="rId24" w:history="1">
           <w:r>
             <w:rPr>
               <w:rStyle w:val="Hyperlink"/>
@@ -4766,7 +4661,7 @@
           <w:sz w:val="24"/>
           <w:u w:val="single"/>
         </w:rPr>
-        <w:hyperlink r:id="rId23" w:history="1">
+        <w:hyperlink r:id="rId24" w:history="1">
           <w:r>
             <w:rPr>
               <w:rStyle w:val="Hyperlink"/>
@@ -4784,7 +4679,7 @@
           <w:sz w:val="24"/>
           <w:u w:val="single"/>
         </w:rPr>
-        <w:hyperlink r:id="rId23" w:history="1">
+        <w:hyperlink r:id="rId24" w:history="1">
           <w:r>
             <w:rPr>
               <w:rStyle w:val="Hyperlink"/>
@@ -4802,7 +4697,7 @@
           <w:sz w:val="24"/>
           <w:u w:val="single"/>
         </w:rPr>
-        <w:hyperlink r:id="rId23" w:history="1">
+        <w:hyperlink r:id="rId24" w:history="1">
           <w:r>
             <w:rPr>
               <w:rStyle w:val="Hyperlink"/>
@@ -4820,14 +4715,7 @@
           <w:color w:val="000000"/>
           <w:sz w:val="24"/>
         </w:rPr>
-        <w:hyperlink r:id="rId24" w:history="1">
-          <w:r>
-            <w:rPr>
-              <w:rStyle w:val="Hyperlink"/>
-            </w:rPr>
-            <w:t xml:space="preserve">. </w:t>
-          </w:r>
-        </w:hyperlink>
+        <w:t xml:space="preserve">. Daarna viel </w:t>
       </w:r>
       <w:r>
         <w:rPr>
@@ -4838,36 +4726,7 @@
           <w:color w:val="000000"/>
           <w:sz w:val="24"/>
         </w:rPr>
-        <w:t>D</w:t>
-      </w:r>
-      <w:r>
-        <w:rPr>
-          <w:u w:val="single" w:color="0000ff"/>
-          <w:rFonts w:ascii="Charis SIL Regular" w:hAnsi="Charis SIL Regular" w:eastAsia="Charis SIL Regular"/>
-          <w:b w:val="0"/>
-          <w:i w:val="0"/>
-          <w:color w:val="000000"/>
-          <w:sz w:val="24"/>
-        </w:rPr>
-        <w:hyperlink r:id="rId24" w:history="1">
-          <w:r>
-            <w:rPr>
-              <w:rStyle w:val="Hyperlink"/>
-            </w:rPr>
-            <w:t xml:space="preserve">aarna viel </w:t>
-          </w:r>
-        </w:hyperlink>
-      </w:r>
-      <w:r>
-        <w:rPr>
-          <w:u w:val="single" w:color="0000ff"/>
-          <w:rFonts w:ascii="Charis SIL Regular" w:hAnsi="Charis SIL Regular" w:eastAsia="Charis SIL Regular"/>
-          <w:b w:val="0"/>
-          <w:i w:val="0"/>
-          <w:color w:val="000000"/>
-          <w:sz w:val="24"/>
-        </w:rPr>
-        <w:hyperlink r:id="rId24" w:history="1">
+        <w:hyperlink r:id="rId23" w:history="1">
           <w:r>
             <w:rPr>
               <w:rStyle w:val="Hyperlink"/>
@@ -4895,7 +4754,7 @@
           <w:color w:val="000000"/>
           <w:sz w:val="24"/>
         </w:rPr>
-        <w:hyperlink r:id="rId23" w:history="1">
+        <w:hyperlink r:id="rId24" w:history="1">
           <w:r>
             <w:rPr>
               <w:rStyle w:val="Hyperlink"/>
@@ -4913,7 +4772,7 @@
           <w:color w:val="000000"/>
           <w:sz w:val="24"/>
         </w:rPr>
-        <w:hyperlink r:id="rId23" w:history="1">
+        <w:hyperlink r:id="rId24" w:history="1">
           <w:r>
             <w:rPr>
               <w:rStyle w:val="Hyperlink"/>
@@ -4924,13 +4783,21 @@
       </w:r>
       <w:r>
         <w:rPr>
+          <w:u w:val="single" w:color="0000ff"/>
           <w:rFonts w:ascii="Charis SIL Regular" w:hAnsi="Charis SIL Regular" w:eastAsia="Charis SIL Regular"/>
           <w:b w:val="0"/>
           <w:i w:val="0"/>
           <w:color w:val="000000"/>
           <w:sz w:val="24"/>
         </w:rPr>
-        <w:t>anden onder de zogeheten Gou</w:t>
+        <w:hyperlink r:id="rId24" w:history="1">
+          <w:r>
+            <w:rPr>
+              <w:rStyle w:val="Hyperlink"/>
+            </w:rPr>
+            <w:t>a</w:t>
+          </w:r>
+        </w:hyperlink>
       </w:r>
       <w:r>
         <w:rPr>
@@ -4941,7 +4808,125 @@
           <w:color w:val="000000"/>
           <w:sz w:val="24"/>
         </w:rPr>
-        <w:hyperlink r:id="rId23" w:history="1">
+        <w:hyperlink r:id="rId24" w:history="1">
+          <w:r>
+            <w:rPr>
+              <w:rStyle w:val="Hyperlink"/>
+            </w:rPr>
+            <w:t>nden ond</w:t>
+          </w:r>
+        </w:hyperlink>
+      </w:r>
+      <w:r>
+        <w:rPr>
+          <w:u w:val="single" w:color="0000ff"/>
+          <w:rFonts w:ascii="Charis SIL Regular" w:hAnsi="Charis SIL Regular" w:eastAsia="Charis SIL Regular"/>
+          <w:b w:val="0"/>
+          <w:i w:val="0"/>
+          <w:color w:val="000000"/>
+          <w:sz w:val="24"/>
+        </w:rPr>
+        <w:hyperlink r:id="rId24" w:history="1">
+          <w:r>
+            <w:rPr>
+              <w:rStyle w:val="Hyperlink"/>
+            </w:rPr>
+            <w:t>er d</w:t>
+          </w:r>
+        </w:hyperlink>
+      </w:r>
+      <w:r>
+        <w:rPr>
+          <w:u w:val="single" w:color="0000ff"/>
+          <w:rFonts w:ascii="Charis SIL Regular" w:hAnsi="Charis SIL Regular" w:eastAsia="Charis SIL Regular"/>
+          <w:b w:val="0"/>
+          <w:i w:val="0"/>
+          <w:color w:val="000000"/>
+          <w:sz w:val="24"/>
+        </w:rPr>
+        <w:hyperlink r:id="rId24" w:history="1">
+          <w:r>
+            <w:rPr>
+              <w:rStyle w:val="Hyperlink"/>
+            </w:rPr>
+            <w:t>e</w:t>
+          </w:r>
+        </w:hyperlink>
+      </w:r>
+      <w:r>
+        <w:rPr>
+          <w:u w:val="single" w:color="0000ff"/>
+          <w:rFonts w:ascii="Charis SIL Regular" w:hAnsi="Charis SIL Regular" w:eastAsia="Charis SIL Regular"/>
+          <w:b w:val="0"/>
+          <w:i w:val="0"/>
+          <w:color w:val="000000"/>
+          <w:sz w:val="24"/>
+        </w:rPr>
+        <w:hyperlink r:id="rId24" w:history="1">
+          <w:r>
+            <w:rPr>
+              <w:rStyle w:val="Hyperlink"/>
+            </w:rPr>
+            <w:t xml:space="preserve"> zo</w:t>
+          </w:r>
+        </w:hyperlink>
+      </w:r>
+      <w:r>
+        <w:rPr>
+          <w:u w:val="single" w:color="0000ff"/>
+          <w:rFonts w:ascii="Charis SIL Regular" w:hAnsi="Charis SIL Regular" w:eastAsia="Charis SIL Regular"/>
+          <w:b w:val="0"/>
+          <w:i w:val="0"/>
+          <w:color w:val="000000"/>
+          <w:sz w:val="24"/>
+        </w:rPr>
+        <w:hyperlink r:id="rId24" w:history="1">
+          <w:r>
+            <w:rPr>
+              <w:rStyle w:val="Hyperlink"/>
+            </w:rPr>
+            <w:t xml:space="preserve">geheten </w:t>
+          </w:r>
+        </w:hyperlink>
+      </w:r>
+      <w:r>
+        <w:rPr>
+          <w:rFonts w:ascii="Charis SIL Regular" w:hAnsi="Charis SIL Regular" w:eastAsia="Charis SIL Regular"/>
+          <w:b w:val="0"/>
+          <w:i w:val="0"/>
+          <w:color w:val="000000"/>
+          <w:sz w:val="24"/>
+        </w:rPr>
+        <w:t>G</w:t>
+      </w:r>
+      <w:r>
+        <w:rPr>
+          <w:u w:val="single" w:color="0000ff"/>
+          <w:rFonts w:ascii="Charis SIL Regular" w:hAnsi="Charis SIL Regular" w:eastAsia="Charis SIL Regular"/>
+          <w:b w:val="0"/>
+          <w:i w:val="0"/>
+          <w:color w:val="000000"/>
+          <w:sz w:val="24"/>
+        </w:rPr>
+        <w:hyperlink r:id="rId24" w:history="1">
+          <w:r>
+            <w:rPr>
+              <w:rStyle w:val="Hyperlink"/>
+            </w:rPr>
+            <w:t>ou</w:t>
+          </w:r>
+        </w:hyperlink>
+      </w:r>
+      <w:r>
+        <w:rPr>
+          <w:u w:val="single" w:color="0000ff"/>
+          <w:rFonts w:ascii="Charis SIL Regular" w:hAnsi="Charis SIL Regular" w:eastAsia="Charis SIL Regular"/>
+          <w:b w:val="0"/>
+          <w:i w:val="0"/>
+          <w:color w:val="000000"/>
+          <w:sz w:val="24"/>
+        </w:rPr>
+        <w:hyperlink r:id="rId24" w:history="1">
           <w:r>
             <w:rPr>
               <w:rStyle w:val="Hyperlink"/>
@@ -4959,7 +4944,7 @@
           <w:color w:val="000000"/>
           <w:sz w:val="24"/>
         </w:rPr>
-        <w:hyperlink r:id="rId23" w:history="1">
+        <w:hyperlink r:id="rId24" w:history="1">
           <w:r>
             <w:rPr>
               <w:rStyle w:val="Hyperlink"/>
@@ -4977,7 +4962,7 @@
           <w:color w:val="000000"/>
           <w:sz w:val="24"/>
         </w:rPr>
-        <w:hyperlink r:id="rId23" w:history="1">
+        <w:hyperlink r:id="rId24" w:history="1">
           <w:r>
             <w:rPr>
               <w:rStyle w:val="Hyperlink"/>
